--- a/5_summary/output/income_quartiles.docx
+++ b/5_summary/output/income_quartiles.docx
@@ -4000,7 +4000,7 @@
                 <w:szCs w:val="20"/>
                 <w:color w:val="000000"/>
               </w:rPr>
-              <w:t xml:space="preserve">0.462</w:t>
+              <w:t xml:space="preserve">0.461</w:t>
             </w:r>
           </w:p>
         </w:tc>
@@ -4260,7 +4260,7 @@
                 <w:szCs w:val="20"/>
                 <w:color w:val="000000"/>
               </w:rPr>
-              <w:t xml:space="preserve">20,978</w:t>
+              <w:t xml:space="preserve">21,135</w:t>
             </w:r>
           </w:p>
         </w:tc>
@@ -4422,7 +4422,7 @@
                 <w:szCs w:val="20"/>
                 <w:color w:val="000000"/>
               </w:rPr>
-              <w:t xml:space="preserve">0.462</w:t>
+              <w:t xml:space="preserve">0.461</w:t>
             </w:r>
           </w:p>
         </w:tc>
@@ -4844,7 +4844,7 @@
                 <w:szCs w:val="20"/>
                 <w:color w:val="000000"/>
               </w:rPr>
-              <w:t xml:space="preserve">0.462</w:t>
+              <w:t xml:space="preserve">0.461</w:t>
             </w:r>
           </w:p>
         </w:tc>
@@ -5266,7 +5266,7 @@
                 <w:szCs w:val="20"/>
                 <w:color w:val="000000"/>
               </w:rPr>
-              <w:t xml:space="preserve">0.462</w:t>
+              <w:t xml:space="preserve">0.461</w:t>
             </w:r>
           </w:p>
         </w:tc>
@@ -5688,7 +5688,7 @@
                 <w:szCs w:val="20"/>
                 <w:color w:val="000000"/>
               </w:rPr>
-              <w:t xml:space="preserve">0.406</w:t>
+              <w:t xml:space="preserve">0.405</w:t>
             </w:r>
           </w:p>
         </w:tc>
@@ -5896,59 +5896,59 @@
                 <w:szCs w:val="20"/>
                 <w:color w:val="000000"/>
               </w:rPr>
-              <w:t xml:space="preserve">22.7</w:t>
-            </w:r>
-          </w:p>
-        </w:tc>
-        <w:tc>
-          <w:tcPr>
-            <w:tcBorders>
-              <w:bottom w:val="single" w:sz="6" w:space="0" w:color="666666"/>
-              <w:top w:val="single" w:sz="6" w:space="0" w:color="666666"/>
-              <w:left w:val="none" w:sz="0" w:space="0" w:color="000000"/>
-              <w:right w:val="none" w:sz="0" w:space="0" w:color="000000"/>
-            </w:tcBorders>
-            <w:shd w:val="clear" w:color="auto" w:fill="FFFFFF"/>
-            <w:tcMar>
-              <w:top w:w="0" w:type="dxa"/>
-              <w:bottom w:w="0" w:type="dxa"/>
-              <w:left w:w="0" w:type="dxa"/>
-              <w:right w:w="0" w:type="dxa"/>
-            </w:tcMar>
-            <w:vAlign w:val="center"/>
-          </w:tcPr>
-          <w:p>
-            <w:pPr>
-              <w:jc w:val="center"/>
-              <w:pBdr>
-                <w:bottom w:val="none" w:sz="0" w:space="0" w:color="000000"/>
-                <w:top w:val="none" w:sz="0" w:space="0" w:color="000000"/>
-                <w:left w:val="none" w:sz="0" w:space="0" w:color="000000"/>
-                <w:right w:val="none" w:sz="0" w:space="0" w:color="000000"/>
-              </w:pBdr>
-              <w:spacing w:after="100" w:before="100" w:line="240"/>
-              <w:ind w:left="100" w:right="100" w:firstLine="0" w:firstLineChars="0"/>
-              <w:rPr>
-                <w:rFonts w:ascii="Helvetica" w:hAnsi="Helvetica" w:eastAsia="Helvetica" w:cs="Helvetica"/>
-                <w:i w:val="false"/>
-                <w:b w:val="false"/>
-                <w:u w:val="none"/>
-                <w:sz w:val="20"/>
-                <w:szCs w:val="20"/>
-                <w:color w:val="000000"/>
-              </w:rPr>
-            </w:pPr>
-            <w:r>
-              <w:rPr>
-                <w:rFonts w:ascii="Helvetica" w:hAnsi="Helvetica" w:eastAsia="Helvetica" w:cs="Helvetica"/>
-                <w:i w:val="false"/>
-                <w:b w:val="false"/>
-                <w:u w:val="none"/>
-                <w:sz w:val="20"/>
-                <w:szCs w:val="20"/>
-                <w:color w:val="000000"/>
-              </w:rPr>
-              <w:t xml:space="preserve">109,519</w:t>
+              <w:t xml:space="preserve">22.8</w:t>
+            </w:r>
+          </w:p>
+        </w:tc>
+        <w:tc>
+          <w:tcPr>
+            <w:tcBorders>
+              <w:bottom w:val="single" w:sz="6" w:space="0" w:color="666666"/>
+              <w:top w:val="single" w:sz="6" w:space="0" w:color="666666"/>
+              <w:left w:val="none" w:sz="0" w:space="0" w:color="000000"/>
+              <w:right w:val="none" w:sz="0" w:space="0" w:color="000000"/>
+            </w:tcBorders>
+            <w:shd w:val="clear" w:color="auto" w:fill="FFFFFF"/>
+            <w:tcMar>
+              <w:top w:w="0" w:type="dxa"/>
+              <w:bottom w:w="0" w:type="dxa"/>
+              <w:left w:w="0" w:type="dxa"/>
+              <w:right w:w="0" w:type="dxa"/>
+            </w:tcMar>
+            <w:vAlign w:val="center"/>
+          </w:tcPr>
+          <w:p>
+            <w:pPr>
+              <w:jc w:val="center"/>
+              <w:pBdr>
+                <w:bottom w:val="none" w:sz="0" w:space="0" w:color="000000"/>
+                <w:top w:val="none" w:sz="0" w:space="0" w:color="000000"/>
+                <w:left w:val="none" w:sz="0" w:space="0" w:color="000000"/>
+                <w:right w:val="none" w:sz="0" w:space="0" w:color="000000"/>
+              </w:pBdr>
+              <w:spacing w:after="100" w:before="100" w:line="240"/>
+              <w:ind w:left="100" w:right="100" w:firstLine="0" w:firstLineChars="0"/>
+              <w:rPr>
+                <w:rFonts w:ascii="Helvetica" w:hAnsi="Helvetica" w:eastAsia="Helvetica" w:cs="Helvetica"/>
+                <w:i w:val="false"/>
+                <w:b w:val="false"/>
+                <w:u w:val="none"/>
+                <w:sz w:val="20"/>
+                <w:szCs w:val="20"/>
+                <w:color w:val="000000"/>
+              </w:rPr>
+            </w:pPr>
+            <w:r>
+              <w:rPr>
+                <w:rFonts w:ascii="Helvetica" w:hAnsi="Helvetica" w:eastAsia="Helvetica" w:cs="Helvetica"/>
+                <w:i w:val="false"/>
+                <w:b w:val="false"/>
+                <w:u w:val="none"/>
+                <w:sz w:val="20"/>
+                <w:szCs w:val="20"/>
+                <w:color w:val="000000"/>
+              </w:rPr>
+              <w:t xml:space="preserve">110,006</w:t>
             </w:r>
           </w:p>
         </w:tc>
@@ -6110,7 +6110,7 @@
                 <w:szCs w:val="20"/>
                 <w:color w:val="000000"/>
               </w:rPr>
-              <w:t xml:space="preserve">0.406</w:t>
+              <w:t xml:space="preserve">0.405</w:t>
             </w:r>
           </w:p>
         </w:tc>
@@ -6370,7 +6370,7 @@
                 <w:szCs w:val="20"/>
                 <w:color w:val="000000"/>
               </w:rPr>
-              <w:t xml:space="preserve">231,536</w:t>
+              <w:t xml:space="preserve">231,633</w:t>
             </w:r>
           </w:p>
         </w:tc>
@@ -6532,7 +6532,7 @@
                 <w:szCs w:val="20"/>
                 <w:color w:val="000000"/>
               </w:rPr>
-              <w:t xml:space="preserve">0.406</w:t>
+              <w:t xml:space="preserve">0.405</w:t>
             </w:r>
           </w:p>
         </w:tc>
@@ -6954,7 +6954,7 @@
                 <w:szCs w:val="20"/>
                 <w:color w:val="000000"/>
               </w:rPr>
-              <w:t xml:space="preserve">0.406</w:t>
+              <w:t xml:space="preserve">0.405</w:t>
             </w:r>
           </w:p>
         </w:tc>
@@ -7376,7 +7376,7 @@
                 <w:szCs w:val="20"/>
                 <w:color w:val="000000"/>
               </w:rPr>
-              <w:t xml:space="preserve">0.490</w:t>
+              <w:t xml:space="preserve">0.489</w:t>
             </w:r>
           </w:p>
         </w:tc>
@@ -7636,7 +7636,7 @@
                 <w:szCs w:val="20"/>
                 <w:color w:val="000000"/>
               </w:rPr>
-              <w:t xml:space="preserve">37,687</w:t>
+              <w:t xml:space="preserve">37,976</w:t>
             </w:r>
           </w:p>
         </w:tc>
@@ -7798,7 +7798,7 @@
                 <w:szCs w:val="20"/>
                 <w:color w:val="000000"/>
               </w:rPr>
-              <w:t xml:space="preserve">0.490</w:t>
+              <w:t xml:space="preserve">0.489</w:t>
             </w:r>
           </w:p>
         </w:tc>
@@ -8220,7 +8220,7 @@
                 <w:szCs w:val="20"/>
                 <w:color w:val="000000"/>
               </w:rPr>
-              <w:t xml:space="preserve">0.490</w:t>
+              <w:t xml:space="preserve">0.489</w:t>
             </w:r>
           </w:p>
         </w:tc>
@@ -8642,7 +8642,7 @@
                 <w:szCs w:val="20"/>
                 <w:color w:val="000000"/>
               </w:rPr>
-              <w:t xml:space="preserve">0.490</w:t>
+              <w:t xml:space="preserve">0.489</w:t>
             </w:r>
           </w:p>
         </w:tc>
@@ -9746,7 +9746,7 @@
                 <w:szCs w:val="20"/>
                 <w:color w:val="000000"/>
               </w:rPr>
-              <w:t xml:space="preserve">561,542</w:t>
+              <w:t xml:space="preserve">561,802</w:t>
             </w:r>
           </w:p>
         </w:tc>
@@ -10012,7 +10012,7 @@
                 <w:szCs w:val="20"/>
                 <w:color w:val="000000"/>
               </w:rPr>
-              <w:t xml:space="preserve">11.36</w:t>
+              <w:t xml:space="preserve">11.35</w:t>
             </w:r>
           </w:p>
         </w:tc>
@@ -10168,7 +10168,7 @@
                 <w:szCs w:val="20"/>
                 <w:color w:val="000000"/>
               </w:rPr>
-              <w:t xml:space="preserve">998,030</w:t>
+              <w:t xml:space="preserve">998,169</w:t>
             </w:r>
           </w:p>
         </w:tc>
@@ -10486,7 +10486,7 @@
                 <w:szCs w:val="20"/>
                 <w:color w:val="000000"/>
               </w:rPr>
-              <w:t xml:space="preserve">7.90</w:t>
+              <w:t xml:space="preserve">7.89</w:t>
             </w:r>
           </w:p>
         </w:tc>
@@ -10538,7 +10538,7 @@
                 <w:szCs w:val="20"/>
                 <w:color w:val="000000"/>
               </w:rPr>
-              <w:t xml:space="preserve">9.5</w:t>
+              <w:t xml:space="preserve">9.4</w:t>
             </w:r>
           </w:p>
         </w:tc>
@@ -10590,7 +10590,7 @@
                 <w:szCs w:val="20"/>
                 <w:color w:val="000000"/>
               </w:rPr>
-              <w:t xml:space="preserve">2,343,016</w:t>
+              <w:t xml:space="preserve">2,342,562</w:t>
             </w:r>
           </w:p>
         </w:tc>

--- a/5_summary/output/income_quartiles.docx
+++ b/5_summary/output/income_quartiles.docx
@@ -624,7 +624,7 @@
                 <w:szCs w:val="20"/>
                 <w:color w:val="000000"/>
               </w:rPr>
-              <w:t xml:space="preserve">0.378</w:t>
+              <w:t xml:space="preserve">0.395</w:t>
             </w:r>
           </w:p>
         </w:tc>
@@ -1046,7 +1046,7 @@
                 <w:szCs w:val="20"/>
                 <w:color w:val="000000"/>
               </w:rPr>
-              <w:t xml:space="preserve">0.378</w:t>
+              <w:t xml:space="preserve">0.395</w:t>
             </w:r>
           </w:p>
         </w:tc>
@@ -1468,7 +1468,7 @@
                 <w:szCs w:val="20"/>
                 <w:color w:val="000000"/>
               </w:rPr>
-              <w:t xml:space="preserve">0.378</w:t>
+              <w:t xml:space="preserve">0.395</w:t>
             </w:r>
           </w:p>
         </w:tc>
@@ -1890,7 +1890,7 @@
                 <w:szCs w:val="20"/>
                 <w:color w:val="000000"/>
               </w:rPr>
-              <w:t xml:space="preserve">0.378</w:t>
+              <w:t xml:space="preserve">0.395</w:t>
             </w:r>
           </w:p>
         </w:tc>
@@ -2312,7 +2312,7 @@
                 <w:szCs w:val="20"/>
                 <w:color w:val="000000"/>
               </w:rPr>
-              <w:t xml:space="preserve">0.316</w:t>
+              <w:t xml:space="preserve">0.265</w:t>
             </w:r>
           </w:p>
         </w:tc>
@@ -2734,7 +2734,7 @@
                 <w:szCs w:val="20"/>
                 <w:color w:val="000000"/>
               </w:rPr>
-              <w:t xml:space="preserve">0.316</w:t>
+              <w:t xml:space="preserve">0.265</w:t>
             </w:r>
           </w:p>
         </w:tc>
@@ -3156,7 +3156,7 @@
                 <w:szCs w:val="20"/>
                 <w:color w:val="000000"/>
               </w:rPr>
-              <w:t xml:space="preserve">0.316</w:t>
+              <w:t xml:space="preserve">0.265</w:t>
             </w:r>
           </w:p>
         </w:tc>
@@ -3578,7 +3578,7 @@
                 <w:szCs w:val="20"/>
                 <w:color w:val="000000"/>
               </w:rPr>
-              <w:t xml:space="preserve">0.316</w:t>
+              <w:t xml:space="preserve">0.265</w:t>
             </w:r>
           </w:p>
         </w:tc>
@@ -4000,7 +4000,7 @@
                 <w:szCs w:val="20"/>
                 <w:color w:val="000000"/>
               </w:rPr>
-              <w:t xml:space="preserve">0.461</w:t>
+              <w:t xml:space="preserve">0.454</w:t>
             </w:r>
           </w:p>
         </w:tc>
@@ -4422,7 +4422,7 @@
                 <w:szCs w:val="20"/>
                 <w:color w:val="000000"/>
               </w:rPr>
-              <w:t xml:space="preserve">0.461</w:t>
+              <w:t xml:space="preserve">0.454</w:t>
             </w:r>
           </w:p>
         </w:tc>
@@ -4630,7 +4630,7 @@
                 <w:szCs w:val="20"/>
                 <w:color w:val="000000"/>
               </w:rPr>
-              <w:t xml:space="preserve">15.5</w:t>
+              <w:t xml:space="preserve">NaN</w:t>
             </w:r>
           </w:p>
         </w:tc>
@@ -4844,7 +4844,7 @@
                 <w:szCs w:val="20"/>
                 <w:color w:val="000000"/>
               </w:rPr>
-              <w:t xml:space="preserve">0.461</w:t>
+              <w:t xml:space="preserve">0.454</w:t>
             </w:r>
           </w:p>
         </w:tc>
@@ -5052,7 +5052,7 @@
                 <w:szCs w:val="20"/>
                 <w:color w:val="000000"/>
               </w:rPr>
-              <w:t xml:space="preserve">8.9</w:t>
+              <w:t xml:space="preserve">-Inf</w:t>
             </w:r>
           </w:p>
         </w:tc>
@@ -5266,7 +5266,7 @@
                 <w:szCs w:val="20"/>
                 <w:color w:val="000000"/>
               </w:rPr>
-              <w:t xml:space="preserve">0.461</w:t>
+              <w:t xml:space="preserve">0.454</w:t>
             </w:r>
           </w:p>
         </w:tc>
@@ -5474,7 +5474,7 @@
                 <w:szCs w:val="20"/>
                 <w:color w:val="000000"/>
               </w:rPr>
-              <w:t xml:space="preserve">4.1</w:t>
+              <w:t xml:space="preserve">-Inf</w:t>
             </w:r>
           </w:p>
         </w:tc>
@@ -5688,7 +5688,7 @@
                 <w:szCs w:val="20"/>
                 <w:color w:val="000000"/>
               </w:rPr>
-              <w:t xml:space="preserve">0.405</w:t>
+              <w:t xml:space="preserve">0.344</w:t>
             </w:r>
           </w:p>
         </w:tc>
@@ -5896,7 +5896,7 @@
                 <w:szCs w:val="20"/>
                 <w:color w:val="000000"/>
               </w:rPr>
-              <w:t xml:space="preserve">22.8</w:t>
+              <w:t xml:space="preserve">22.7</w:t>
             </w:r>
           </w:p>
         </w:tc>
@@ -6110,7 +6110,7 @@
                 <w:szCs w:val="20"/>
                 <w:color w:val="000000"/>
               </w:rPr>
-              <w:t xml:space="preserve">0.405</w:t>
+              <w:t xml:space="preserve">0.344</w:t>
             </w:r>
           </w:p>
         </w:tc>
@@ -6318,7 +6318,7 @@
                 <w:szCs w:val="20"/>
                 <w:color w:val="000000"/>
               </w:rPr>
-              <w:t xml:space="preserve">16.1</w:t>
+              <w:t xml:space="preserve">15.8</w:t>
             </w:r>
           </w:p>
         </w:tc>
@@ -6532,7 +6532,7 @@
                 <w:szCs w:val="20"/>
                 <w:color w:val="000000"/>
               </w:rPr>
-              <w:t xml:space="preserve">0.405</w:t>
+              <w:t xml:space="preserve">0.344</w:t>
             </w:r>
           </w:p>
         </w:tc>
@@ -6954,7 +6954,7 @@
                 <w:szCs w:val="20"/>
                 <w:color w:val="000000"/>
               </w:rPr>
-              <w:t xml:space="preserve">0.405</w:t>
+              <w:t xml:space="preserve">0.344</w:t>
             </w:r>
           </w:p>
         </w:tc>
@@ -7376,7 +7376,7 @@
                 <w:szCs w:val="20"/>
                 <w:color w:val="000000"/>
               </w:rPr>
-              <w:t xml:space="preserve">0.489</w:t>
+              <w:t xml:space="preserve">0.471</w:t>
             </w:r>
           </w:p>
         </w:tc>
@@ -7584,7 +7584,7 @@
                 <w:szCs w:val="20"/>
                 <w:color w:val="000000"/>
               </w:rPr>
-              <w:t xml:space="preserve">28.0</w:t>
+              <w:t xml:space="preserve">-Inf</w:t>
             </w:r>
           </w:p>
         </w:tc>
@@ -7798,7 +7798,7 @@
                 <w:szCs w:val="20"/>
                 <w:color w:val="000000"/>
               </w:rPr>
-              <w:t xml:space="preserve">0.489</w:t>
+              <w:t xml:space="preserve">0.471</w:t>
             </w:r>
           </w:p>
         </w:tc>
@@ -8006,7 +8006,7 @@
                 <w:szCs w:val="20"/>
                 <w:color w:val="000000"/>
               </w:rPr>
-              <w:t xml:space="preserve">19.5</w:t>
+              <w:t xml:space="preserve">-Inf</w:t>
             </w:r>
           </w:p>
         </w:tc>
@@ -8220,7 +8220,7 @@
                 <w:szCs w:val="20"/>
                 <w:color w:val="000000"/>
               </w:rPr>
-              <w:t xml:space="preserve">0.489</w:t>
+              <w:t xml:space="preserve">0.471</w:t>
             </w:r>
           </w:p>
         </w:tc>
@@ -8428,7 +8428,7 @@
                 <w:szCs w:val="20"/>
                 <w:color w:val="000000"/>
               </w:rPr>
-              <w:t xml:space="preserve">13.9</w:t>
+              <w:t xml:space="preserve">-Inf</w:t>
             </w:r>
           </w:p>
         </w:tc>
@@ -8642,7 +8642,7 @@
                 <w:szCs w:val="20"/>
                 <w:color w:val="000000"/>
               </w:rPr>
-              <w:t xml:space="preserve">0.489</w:t>
+              <w:t xml:space="preserve">0.471</w:t>
             </w:r>
           </w:p>
         </w:tc>
@@ -8850,7 +8850,7 @@
                 <w:szCs w:val="20"/>
                 <w:color w:val="000000"/>
               </w:rPr>
-              <w:t xml:space="preserve">6.9</w:t>
+              <w:t xml:space="preserve">-Inf</w:t>
             </w:r>
           </w:p>
         </w:tc>
@@ -9064,7 +9064,7 @@
                 <w:szCs w:val="20"/>
                 <w:color w:val="000000"/>
               </w:rPr>
-              <w:t xml:space="preserve">0.450</w:t>
+              <w:t xml:space="preserve">0.337</w:t>
             </w:r>
           </w:p>
         </w:tc>
@@ -9272,7 +9272,7 @@
                 <w:szCs w:val="20"/>
                 <w:color w:val="000000"/>
               </w:rPr>
-              <w:t xml:space="preserve">15.2</w:t>
+              <w:t xml:space="preserve">15.1</w:t>
             </w:r>
           </w:p>
         </w:tc>
@@ -9486,7 +9486,7 @@
                 <w:szCs w:val="20"/>
                 <w:color w:val="000000"/>
               </w:rPr>
-              <w:t xml:space="preserve">0.450</w:t>
+              <w:t xml:space="preserve">0.337</w:t>
             </w:r>
           </w:p>
         </w:tc>
@@ -9908,7 +9908,7 @@
                 <w:szCs w:val="20"/>
                 <w:color w:val="000000"/>
               </w:rPr>
-              <w:t xml:space="preserve">0.450</w:t>
+              <w:t xml:space="preserve">0.337</w:t>
             </w:r>
           </w:p>
         </w:tc>
@@ -10116,7 +10116,7 @@
                 <w:szCs w:val="20"/>
                 <w:color w:val="000000"/>
               </w:rPr>
-              <w:t xml:space="preserve">11.1</w:t>
+              <w:t xml:space="preserve">10.9</w:t>
             </w:r>
           </w:p>
         </w:tc>
@@ -10330,7 +10330,7 @@
                 <w:szCs w:val="20"/>
                 <w:color w:val="000000"/>
               </w:rPr>
-              <w:t xml:space="preserve">0.450</w:t>
+              <w:t xml:space="preserve">0.337</w:t>
             </w:r>
           </w:p>
         </w:tc>
@@ -10538,7 +10538,7 @@
                 <w:szCs w:val="20"/>
                 <w:color w:val="000000"/>
               </w:rPr>
-              <w:t xml:space="preserve">9.4</w:t>
+              <w:t xml:space="preserve">9.0</w:t>
             </w:r>
           </w:p>
         </w:tc>
